--- a/supplementary-material/Supplementary Table S2.docx
+++ b/supplementary-material/Supplementary Table S2.docx
@@ -849,6 +849,32 @@
               <w:t>ecorded push-action count</w:t>
             </w:r>
           </w:p>
+          <w:p>
+            <w:pPr>
+              <w:jc w:val="center"/>
+              <w:rPr>
+                <w:rFonts w:ascii="Times New Roman" w:eastAsia="DengXian" w:hAnsi="Times New Roman" w:cs="Times New Roman"/>
+                <w:sz w:val="20"/>
+                <w:szCs w:val="20"/>
+              </w:rPr>
+            </w:pPr>
+            <w:r>
+              <w:rPr>
+                <w:rFonts w:ascii="Times New Roman" w:eastAsia="DengXian" w:hAnsi="Times New Roman" w:cs="Times New Roman" w:hint="eastAsia"/>
+                <w:sz w:val="20"/>
+                <w:szCs w:val="20"/>
+              </w:rPr>
+              <w:t>P2 b</w:t>
+            </w:r>
+            <w:r>
+              <w:rPr>
+                <w:rFonts w:ascii="Times New Roman" w:eastAsia="DengXian" w:hAnsi="Times New Roman" w:cs="Times New Roman"/>
+                <w:sz w:val="20"/>
+                <w:szCs w:val="20"/>
+              </w:rPr>
+              <w:t>ilateral participation rate</w:t>
+            </w:r>
+          </w:p>
         </w:tc>
       </w:tr>
       <w:tr>
@@ -1215,50 +1241,6 @@
                 <w:sz w:val="20"/>
                 <w:szCs w:val="20"/>
               </w:rPr>
-              <w:t>P2 needle-contact events</w:t>
-            </w:r>
-          </w:p>
-          <w:p>
-            <w:pPr>
-              <w:jc w:val="center"/>
-              <w:rPr>
-                <w:rFonts w:ascii="Times New Roman" w:eastAsia="DengXian" w:hAnsi="Times New Roman" w:cs="Times New Roman"/>
-                <w:sz w:val="20"/>
-                <w:szCs w:val="20"/>
-              </w:rPr>
-            </w:pPr>
-            <w:r>
-              <w:rPr>
-                <w:rFonts w:ascii="Times New Roman" w:eastAsia="DengXian" w:hAnsi="Times New Roman" w:cs="Times New Roman" w:hint="eastAsia"/>
-                <w:sz w:val="20"/>
-                <w:szCs w:val="20"/>
-              </w:rPr>
-              <w:t>P2 b</w:t>
-            </w:r>
-            <w:r>
-              <w:rPr>
-                <w:rFonts w:ascii="Times New Roman" w:eastAsia="DengXian" w:hAnsi="Times New Roman" w:cs="Times New Roman"/>
-                <w:sz w:val="20"/>
-                <w:szCs w:val="20"/>
-              </w:rPr>
-              <w:t>ilateral participation rate</w:t>
-            </w:r>
-          </w:p>
-          <w:p>
-            <w:pPr>
-              <w:jc w:val="center"/>
-              <w:rPr>
-                <w:rFonts w:ascii="Times New Roman" w:eastAsia="DengXian" w:hAnsi="Times New Roman" w:cs="Times New Roman"/>
-                <w:sz w:val="20"/>
-                <w:szCs w:val="20"/>
-              </w:rPr>
-            </w:pPr>
-            <w:r>
-              <w:rPr>
-                <w:rFonts w:ascii="Times New Roman" w:eastAsia="DengXian" w:hAnsi="Times New Roman" w:cs="Times New Roman"/>
-                <w:sz w:val="20"/>
-                <w:szCs w:val="20"/>
-              </w:rPr>
               <w:t>P2 hand-specific forward displacement</w:t>
             </w:r>
           </w:p>
@@ -1845,7 +1827,7 @@
       <w:pPr>
         <w:widowControl w:val="0"/>
         <w:shd w:val="clear" w:color="auto" w:fill="FFFFFF"/>
-        <w:spacing w:line="240" w:lineRule="auto"/>
+        <w:snapToGrid w:val="0"/>
         <w:jc w:val="both"/>
         <w:rPr>
           <w:rFonts w:ascii="Times New Roman" w:eastAsia="仿宋" w:hAnsi="Times New Roman" w:cs="Times New Roman"/>
@@ -1856,7 +1838,6 @@
           <w:szCs w:val="20"/>
           <w14:ligatures w14:val="standardContextual"/>
         </w:rPr>
-        <w:snapToGrid w:val="0"/>
       </w:pPr>
       <w:r>
         <w:rPr>
@@ -2563,6 +2544,7 @@
   <w:style w:type="character" w:default="1" w:styleId="a0">
     <w:name w:val="Default Paragraph Font"/>
     <w:uiPriority w:val="1"/>
+    <w:semiHidden/>
     <w:unhideWhenUsed/>
   </w:style>
   <w:style w:type="table" w:default="1" w:styleId="a1">

--- a/supplementary-material/Supplementary Table S2.docx
+++ b/supplementary-material/Supplementary Table S2.docx
@@ -596,15 +596,15 @@
                 <w:sz w:val="20"/>
                 <w:szCs w:val="20"/>
               </w:rPr>
-              <w:t xml:space="preserve">P2 </w:t>
-            </w:r>
-            <w:r>
-              <w:rPr>
-                <w:rFonts w:ascii="Times New Roman" w:eastAsia="DengXian" w:hAnsi="Times New Roman" w:cs="Times New Roman"/>
-                <w:sz w:val="20"/>
-                <w:szCs w:val="20"/>
-              </w:rPr>
-              <w:t>runtime push frequency</w:t>
+              <w:t>P2 runtime action frequenc</w:t>
+            </w:r>
+            <w:r>
+              <w:rPr>
+                <w:rFonts w:ascii="Times New Roman" w:eastAsia="DengXian" w:hAnsi="Times New Roman" w:cs="Times New Roman"/>
+                <w:sz w:val="20"/>
+                <w:szCs w:val="20"/>
+              </w:rPr>
+              <w:t>y</w:t>
             </w:r>
           </w:p>
           <w:p>
@@ -834,19 +834,19 @@
             </w:pPr>
             <w:r>
               <w:rPr>
-                <w:rFonts w:ascii="Times New Roman" w:eastAsia="DengXian" w:hAnsi="Times New Roman" w:cs="Times New Roman" w:hint="eastAsia"/>
-                <w:sz w:val="20"/>
-                <w:szCs w:val="20"/>
-              </w:rPr>
-              <w:t>P2 r</w:t>
-            </w:r>
-            <w:r>
-              <w:rPr>
-                <w:rFonts w:ascii="Times New Roman" w:eastAsia="DengXian" w:hAnsi="Times New Roman" w:cs="Times New Roman"/>
-                <w:sz w:val="20"/>
-                <w:szCs w:val="20"/>
-              </w:rPr>
-              <w:t>ecorded push-action count</w:t>
+                <w:rFonts w:ascii="Times New Roman" w:eastAsia="DengXian" w:hAnsi="Times New Roman" w:cs="Times New Roman"/>
+                <w:sz w:val="20"/>
+                <w:szCs w:val="20"/>
+              </w:rPr>
+              <w:t>P2 runtime-recorded action coun</w:t>
+            </w:r>
+            <w:r>
+              <w:rPr>
+                <w:rFonts w:ascii="Times New Roman" w:eastAsia="DengXian" w:hAnsi="Times New Roman" w:cs="Times New Roman"/>
+                <w:sz w:val="20"/>
+                <w:szCs w:val="20"/>
+              </w:rPr>
+              <w:t>t</w:t>
             </w:r>
           </w:p>
           <w:p>
@@ -1515,23 +1515,15 @@
                 <w:sz w:val="20"/>
                 <w:szCs w:val="20"/>
               </w:rPr>
-              <w:t xml:space="preserve">P2 </w:t>
-            </w:r>
-            <w:r>
-              <w:rPr>
-                <w:rFonts w:ascii="Times New Roman" w:eastAsia="DengXian" w:hAnsi="Times New Roman" w:cs="Times New Roman"/>
-                <w:sz w:val="20"/>
-                <w:szCs w:val="20"/>
-              </w:rPr>
-              <w:t xml:space="preserve">bilateral </w:t>
-            </w:r>
-            <w:r>
-              <w:rPr>
-                <w:rFonts w:ascii="Times New Roman" w:eastAsia="DengXian" w:hAnsi="Times New Roman" w:cs="Times New Roman"/>
-                <w:sz w:val="20"/>
-                <w:szCs w:val="20"/>
-              </w:rPr>
-              <w:t>push-action duration SD/CV</w:t>
+              <w:t>P2 bilateral action duration SD/C</w:t>
+            </w:r>
+            <w:r>
+              <w:rPr>
+                <w:rFonts w:ascii="Times New Roman" w:eastAsia="DengXian" w:hAnsi="Times New Roman" w:cs="Times New Roman"/>
+                <w:sz w:val="20"/>
+                <w:szCs w:val="20"/>
+              </w:rPr>
+              <w:t>V</w:t>
             </w:r>
           </w:p>
           <w:p>
